--- a/Report_Tabu_Search_2.docx
+++ b/Report_Tabu_Search_2.docx
@@ -331,7 +331,15 @@
         <w:t>]</w:t>
       </w:r>
       <w:r>
-        <w:t>. Fifteen departments must be assigned to 15 locations arranged in a 3 * 5 grid. The objective is to minimizing the total flow cost,</w:t>
+        <w:t xml:space="preserve">. Fifteen departments must be assigned to 15 locations arranged in a 3 * 5 grid. The objective is to </w:t>
+      </w:r>
+      <w:proofErr w:type="gramStart"/>
+      <w:r>
+        <w:t>minimizing</w:t>
+      </w:r>
+      <w:proofErr w:type="gramEnd"/>
+      <w:r>
+        <w:t xml:space="preserve"> the total flow cost,</w:t>
       </w:r>
       <w:r>
         <w:t xml:space="preserve"> </w:t>
@@ -410,7 +418,23 @@
         </w:rPr>
       </w:pPr>
       <w:r>
-        <w:t>The move operator selected is a pairwise swap: two departments exchange their assigned locations. This swap ensures that the resulting solution is always feasible. Also, The neighborhood defined by this move operator consists of all C(15, 2) = 105 possible pairwise swaps from the current solution. For the partial neighborhood variant, a random 50% subset of these 105 swaps is sampled at each iteration.</w:t>
+        <w:t xml:space="preserve">The move operator selected is a pairwise swap: two departments exchange their assigned locations. This swap ensures that the resulting solution is always feasible. Also, </w:t>
+      </w:r>
+      <w:proofErr w:type="gramStart"/>
+      <w:r>
+        <w:t>The</w:t>
+      </w:r>
+      <w:proofErr w:type="gramEnd"/>
+      <w:r>
+        <w:t xml:space="preserve"> neighborhood defined by this move operator consists of all </w:t>
+      </w:r>
+      <w:proofErr w:type="gramStart"/>
+      <w:r>
+        <w:t>C(</w:t>
+      </w:r>
+      <w:proofErr w:type="gramEnd"/>
+      <w:r>
+        <w:t>15, 2) = 105 possible pairwise swaps from the current solution. For the partial neighborhood variant, a random 50% subset of these 105 swaps is sampled at each iteration.</w:t>
       </w:r>
     </w:p>
     <w:p>
@@ -427,7 +451,49 @@
         <w:rPr>
           <w:rFonts w:eastAsia="Arial"/>
         </w:rPr>
-        <w:t xml:space="preserve">The tabu entry is defined by the pair of department indices (i, j) involved in the swap. When a swap of departments i and j is performed, the pair (i, j) is added to the tabu list, </w:t>
+        <w:t>The tabu entry is defined by the pair of department indices (</w:t>
+      </w:r>
+      <w:proofErr w:type="spellStart"/>
+      <w:r>
+        <w:rPr>
+          <w:rFonts w:eastAsia="Arial"/>
+        </w:rPr>
+        <w:t>i</w:t>
+      </w:r>
+      <w:proofErr w:type="spellEnd"/>
+      <w:r>
+        <w:rPr>
+          <w:rFonts w:eastAsia="Arial"/>
+        </w:rPr>
+        <w:t xml:space="preserve">, j) involved in the swap. When a swap of departments </w:t>
+      </w:r>
+      <w:proofErr w:type="spellStart"/>
+      <w:r>
+        <w:rPr>
+          <w:rFonts w:eastAsia="Arial"/>
+        </w:rPr>
+        <w:t>i</w:t>
+      </w:r>
+      <w:proofErr w:type="spellEnd"/>
+      <w:r>
+        <w:rPr>
+          <w:rFonts w:eastAsia="Arial"/>
+        </w:rPr>
+        <w:t xml:space="preserve"> and j is performed, the pair (</w:t>
+      </w:r>
+      <w:proofErr w:type="spellStart"/>
+      <w:r>
+        <w:rPr>
+          <w:rFonts w:eastAsia="Arial"/>
+        </w:rPr>
+        <w:t>i</w:t>
+      </w:r>
+      <w:proofErr w:type="spellEnd"/>
+      <w:r>
+        <w:rPr>
+          <w:rFonts w:eastAsia="Arial"/>
+        </w:rPr>
+        <w:t xml:space="preserve">, j) is added to the tabu list, </w:t>
       </w:r>
       <w:r>
         <w:rPr>
@@ -1303,7 +1369,21 @@
         <w:rPr>
           <w:rFonts w:eastAsia="Arial"/>
         </w:rPr>
-        <w:t xml:space="preserve"> for the execution of the algorithm is the only source of variation in the canonical form of the algorithm</w:t>
+        <w:t xml:space="preserve"> for the execution of the algorithm </w:t>
+      </w:r>
+      <w:proofErr w:type="gramStart"/>
+      <w:r>
+        <w:rPr>
+          <w:rFonts w:eastAsia="Arial"/>
+        </w:rPr>
+        <w:t>is</w:t>
+      </w:r>
+      <w:proofErr w:type="gramEnd"/>
+      <w:r>
+        <w:rPr>
+          <w:rFonts w:eastAsia="Arial"/>
+        </w:rPr>
+        <w:t xml:space="preserve"> the only source of variation in the canonical form of the algorithm</w:t>
       </w:r>
       <w:r>
         <w:rPr>
@@ -1315,7 +1395,14 @@
         <w:rPr>
           <w:rFonts w:eastAsia="Arial"/>
         </w:rPr>
-        <w:t>. Once defined the initial solution, the search that the</w:t>
+        <w:t xml:space="preserve">. Once defined the initial solution, the search that </w:t>
+      </w:r>
+      <w:proofErr w:type="gramStart"/>
+      <w:r>
+        <w:rPr>
+          <w:rFonts w:eastAsia="Arial"/>
+        </w:rPr>
+        <w:t>the</w:t>
       </w:r>
       <w:r>
         <w:rPr>
@@ -1327,7 +1414,14 @@
         <w:rPr>
           <w:rFonts w:eastAsia="Arial"/>
         </w:rPr>
-        <w:t xml:space="preserve"> canonical tabu search executes is completely deterministic. </w:t>
+        <w:t xml:space="preserve"> canonical tabu search</w:t>
+      </w:r>
+      <w:proofErr w:type="gramEnd"/>
+      <w:r>
+        <w:rPr>
+          <w:rFonts w:eastAsia="Arial"/>
+        </w:rPr>
+        <w:t xml:space="preserve"> executes is completely deterministic. </w:t>
       </w:r>
       <w:r>
         <w:rPr>
@@ -1930,6 +2024,7 @@
     </w:p>
     <w:p>
       <w:pPr>
+        <w:ind w:firstLine="0"/>
         <w:jc w:val="center"/>
       </w:pPr>
       <w:r>
@@ -2072,7 +2167,14 @@
         <w:rPr>
           <w:rFonts w:eastAsia="Arial"/>
         </w:rPr>
-        <w:t>To explore the influence of this parameter, three fixed levels (5, 10, 15) and a dynamic variant were tested for the same 5 seeds. The dynamic implementation changes the tabu size every 20 iteration by sampling a new integer</w:t>
+        <w:t xml:space="preserve">To explore the influence of this parameter, three fixed levels (5, 10, 15) and a dynamic variant were tested for the same 5 seeds. The dynamic implementation changes the tabu size every 20 iteration by sampling a </w:t>
+      </w:r>
+      <w:proofErr w:type="gramStart"/>
+      <w:r>
+        <w:rPr>
+          <w:rFonts w:eastAsia="Arial"/>
+        </w:rPr>
+        <w:t>new integer</w:t>
       </w:r>
       <w:r>
         <w:rPr>
@@ -2080,6 +2182,7 @@
         </w:rPr>
         <w:t>s</w:t>
       </w:r>
+      <w:proofErr w:type="gramEnd"/>
       <w:r>
         <w:rPr>
           <w:rFonts w:eastAsia="Arial"/>
@@ -2263,8 +2366,13 @@
               <w:pStyle w:val="Subtitle"/>
               <w:cnfStyle w:val="000000000000" w:firstRow="0" w:lastRow="0" w:firstColumn="0" w:lastColumn="0" w:oddVBand="0" w:evenVBand="0" w:oddHBand="0" w:evenHBand="0" w:firstRowFirstColumn="0" w:firstRowLastColumn="0" w:lastRowFirstColumn="0" w:lastRowLastColumn="0"/>
             </w:pPr>
-            <w:r>
-              <w:t>Uniform(5, 15)</w:t>
+            <w:proofErr w:type="gramStart"/>
+            <w:r>
+              <w:t>Uniform(</w:t>
+            </w:r>
+            <w:proofErr w:type="gramEnd"/>
+            <w:r>
+              <w:t>5, 15)</w:t>
             </w:r>
           </w:p>
         </w:tc>
@@ -2890,7 +2998,15 @@
     </w:p>
     <w:p>
       <w:r>
-        <w:t>The previous results show that the larger tabu list size (t=15) achieved the best performance, that 4 out of 5 seeds reached the global optimum and the lowest mean cost. The smaller tabu list (t=5) performed worst, that as the reduced restriction led to more greedy behavior and susceptibility to cycling near local optima. So, the dynamic tabu list performed comparably to the fixed sizes. So this suggesting that introducing randomness in the tabu size does not provide a significant advantage for this problem instance.</w:t>
+        <w:t xml:space="preserve">The previous results show that the larger tabu list size (t=15) achieved the best performance, that 4 out of 5 seeds reached the global optimum and the lowest mean cost. The smaller tabu list (t=5) performed worst, that as the reduced restriction led to more greedy behavior and susceptibility to cycling near local optima. So, the dynamic tabu list performed comparably to the fixed sizes. </w:t>
+      </w:r>
+      <w:proofErr w:type="gramStart"/>
+      <w:r>
+        <w:t>So</w:t>
+      </w:r>
+      <w:proofErr w:type="gramEnd"/>
+      <w:r>
+        <w:t xml:space="preserve"> this suggesting that introducing randomness in the tabu size does not provide a significant advantage for this problem instance.</w:t>
       </w:r>
     </w:p>
     <w:p>
@@ -2915,8 +3031,13 @@
         <w:t>Aspiration</w:t>
       </w:r>
       <w:r>
-        <w:t xml:space="preserve"> criteria, partial neighborhood and diversification runs</w:t>
-      </w:r>
+        <w:t xml:space="preserve"> criteria, partial neighborhood and diversification </w:t>
+      </w:r>
+      <w:proofErr w:type="gramStart"/>
+      <w:r>
+        <w:t>runs</w:t>
+      </w:r>
+      <w:proofErr w:type="gramEnd"/>
     </w:p>
     <w:p>
       <w:pPr>
@@ -2940,7 +3061,21 @@
         <w:rPr>
           <w:rFonts w:eastAsia="Arial"/>
         </w:rPr>
-        <w:t>For this section, three different variations of the algorithm are tested; the implementation of an aspiration criterion, the exploration of less than the full neighborhood for each iteration, and the incorporation of diversification mechanisms in the search.</w:t>
+        <w:t xml:space="preserve">For this section, three different variations of the algorithm are </w:t>
+      </w:r>
+      <w:proofErr w:type="gramStart"/>
+      <w:r>
+        <w:rPr>
+          <w:rFonts w:eastAsia="Arial"/>
+        </w:rPr>
+        <w:t>tested;</w:t>
+      </w:r>
+      <w:proofErr w:type="gramEnd"/>
+      <w:r>
+        <w:rPr>
+          <w:rFonts w:eastAsia="Arial"/>
+        </w:rPr>
+        <w:t xml:space="preserve"> the implementation of an aspiration criterion, the exploration of less than the full neighborhood for each iteration, and the incorporation of diversification mechanisms in the search.</w:t>
       </w:r>
     </w:p>
     <w:p>
@@ -2979,7 +3114,35 @@
         <w:rPr>
           <w:rFonts w:eastAsia="Arial"/>
         </w:rPr>
-        <w:t>Finally, for the diversification strategy, random restart was implemented. This strategy activates when no improvement is achieved in 30 consecutive iterations. Upon activation, the algorithm generates a completely new random permutation, and clears the tabu list. Thus allowing the search to explore an entirely new region of the search space.</w:t>
+        <w:t xml:space="preserve">Finally, for the diversification strategy, random restart was implemented. This strategy activates when no improvement is achieved in 30 consecutive iterations. Upon activation, the algorithm generates a completely new random </w:t>
+      </w:r>
+      <w:proofErr w:type="gramStart"/>
+      <w:r>
+        <w:rPr>
+          <w:rFonts w:eastAsia="Arial"/>
+        </w:rPr>
+        <w:t>permutation, and</w:t>
+      </w:r>
+      <w:proofErr w:type="gramEnd"/>
+      <w:r>
+        <w:rPr>
+          <w:rFonts w:eastAsia="Arial"/>
+        </w:rPr>
+        <w:t xml:space="preserve"> clears the tabu list. </w:t>
+      </w:r>
+      <w:proofErr w:type="gramStart"/>
+      <w:r>
+        <w:rPr>
+          <w:rFonts w:eastAsia="Arial"/>
+        </w:rPr>
+        <w:t>Thus</w:t>
+      </w:r>
+      <w:proofErr w:type="gramEnd"/>
+      <w:r>
+        <w:rPr>
+          <w:rFonts w:eastAsia="Arial"/>
+        </w:rPr>
+        <w:t xml:space="preserve"> allowing the search to explore an entirely new region of the search space.</w:t>
       </w:r>
     </w:p>
     <w:p>
@@ -3128,8 +3291,16 @@
         <w:rPr>
           <w:rFonts w:eastAsia="Arial"/>
         </w:rPr>
-        <w:t>Table 5: Consolidated results of the aspiration criteria runs</w:t>
-      </w:r>
+        <w:t xml:space="preserve">Table 5: Consolidated results of the aspiration criteria </w:t>
+      </w:r>
+      <w:proofErr w:type="gramStart"/>
+      <w:r>
+        <w:rPr>
+          <w:rFonts w:eastAsia="Arial"/>
+        </w:rPr>
+        <w:t>runs</w:t>
+      </w:r>
+      <w:proofErr w:type="gramEnd"/>
     </w:p>
     <w:tbl>
       <w:tblPr>
@@ -3468,6 +3639,7 @@
     <w:p>
       <w:pPr>
         <w:spacing w:before="120" w:after="80"/>
+        <w:ind w:firstLine="0"/>
         <w:jc w:val="center"/>
       </w:pPr>
       <w:r>
@@ -3475,9 +3647,9 @@
           <w:noProof/>
         </w:rPr>
         <w:drawing>
-          <wp:inline distT="0" distB="0" distL="0" distR="0" wp14:anchorId="624B263C" wp14:editId="226CD425">
-            <wp:extent cx="3093058" cy="2249497"/>
-            <wp:effectExtent l="0" t="0" r="6350" b="0"/>
+          <wp:inline distT="0" distB="0" distL="0" distR="0" wp14:anchorId="624B263C" wp14:editId="047833B1">
+            <wp:extent cx="3348111" cy="2434989"/>
+            <wp:effectExtent l="0" t="0" r="5080" b="3810"/>
             <wp:docPr id="1651505277" name="fig7_boxplot_partial.png" descr="fig7_boxplot_partial.png" title="fig7_boxplot_partial.png"/>
             <wp:cNvGraphicFramePr>
               <a:graphicFrameLocks xmlns:a="http://schemas.openxmlformats.org/drawingml/2006/main" noChangeAspect="1"/>
@@ -3501,7 +3673,7 @@
                   <pic:spPr bwMode="auto">
                     <a:xfrm>
                       <a:off x="0" y="0"/>
-                      <a:ext cx="3106472" cy="2259252"/>
+                      <a:ext cx="3389833" cy="2465332"/>
                     </a:xfrm>
                     <a:prstGeom prst="rect">
                       <a:avLst/>
@@ -3545,8 +3717,21 @@
         <w:rPr>
           <w:rFonts w:eastAsia="Arial"/>
         </w:rPr>
-        <w:lastRenderedPageBreak/>
-        <w:t>The partial neighborhood strategy produced a mean cost of 1154.4 compared to 1150.8 for the full neighborhood with aspiration. While the partial neighborhood introduces randomness and reduces computation time, it slightly increased the mean cost. The stochastic element means some good moves may be missed in a given iteration, but this also adds diversification by preventing the algorithm from following the same deterministic path.</w:t>
+        <w:t xml:space="preserve">The partial neighborhood strategy produced a mean cost of 1154.4 compared to 1150.8 for the full neighborhood with aspiration. While the partial neighborhood introduces randomness and reduces computation time, it slightly increased the mean cost. The stochastic element means some good moves may be missed </w:t>
+      </w:r>
+      <w:proofErr w:type="gramStart"/>
+      <w:r>
+        <w:rPr>
+          <w:rFonts w:eastAsia="Arial"/>
+        </w:rPr>
+        <w:t>in a given</w:t>
+      </w:r>
+      <w:proofErr w:type="gramEnd"/>
+      <w:r>
+        <w:rPr>
+          <w:rFonts w:eastAsia="Arial"/>
+        </w:rPr>
+        <w:t xml:space="preserve"> iteration, but this also adds diversification by preventing the algorithm from following the same deterministic path.</w:t>
       </w:r>
     </w:p>
     <w:p>
@@ -3645,11 +3830,8 @@
     </w:p>
     <w:p>
       <w:pPr>
-        <w:spacing w:after="200" w:line="276" w:lineRule="auto"/>
-        <w:jc w:val="both"/>
-        <w:rPr>
-          <w:rFonts w:ascii="Arial" w:eastAsia="Arial" w:hAnsi="Arial" w:cs="Arial"/>
-        </w:rPr>
+        <w:ind w:firstLine="0"/>
+        <w:jc w:val="center"/>
       </w:pPr>
     </w:p>
     <w:p>
@@ -3715,6 +3897,7 @@
     </w:p>
     <w:p>
       <w:pPr>
+        <w:jc w:val="center"/>
         <w:rPr>
           <w:rFonts w:eastAsia="Arial"/>
         </w:rPr>
@@ -3725,15 +3908,6 @@
         </w:rPr>
         <w:t>Figure 8 presents boxplots comparing the best cost achieved by each TS variant across all 35 runs. The optimal cost of 1150 is shown as a red dashed line.</w:t>
       </w:r>
-    </w:p>
-    <w:p>
-      <w:pPr>
-        <w:ind w:firstLine="0"/>
-        <w:jc w:val="center"/>
-        <w:rPr>
-          <w:rFonts w:eastAsia="Arial"/>
-        </w:rPr>
-      </w:pPr>
       <w:r>
         <w:rPr>
           <w:noProof/>
@@ -4677,7 +4851,23 @@
         <w:t xml:space="preserve">Figure </w:t>
       </w:r>
       <w:r>
-        <w:t>9 shows the convergence curves for all seven TS variants using the same seed. All variants exhibit rapid initial convergence; typically it reaching near-optimal solutions within 50–100 iterations. The differences between variants become apparent in the later iterations, as strategies with aspiration and diversification continue to find improvements.</w:t>
+        <w:t xml:space="preserve">9 shows the convergence curves for all seven TS variants using the same seed. All variants exhibit rapid initial convergence; </w:t>
+      </w:r>
+      <w:proofErr w:type="gramStart"/>
+      <w:r>
+        <w:t>typically</w:t>
+      </w:r>
+      <w:proofErr w:type="gramEnd"/>
+      <w:r>
+        <w:t xml:space="preserve"> it </w:t>
+      </w:r>
+      <w:proofErr w:type="gramStart"/>
+      <w:r>
+        <w:t>reaching</w:t>
+      </w:r>
+      <w:proofErr w:type="gramEnd"/>
+      <w:r>
+        <w:t xml:space="preserve"> near-optimal solutions within 50–100 iterations. The differences between variants become apparent in the later iterations, as strategies with aspiration and diversification continue to find improvements.</w:t>
       </w:r>
     </w:p>
     <w:p>
@@ -4762,7 +4952,21 @@
         <w:rPr>
           <w:rFonts w:eastAsia="Arial"/>
         </w:rPr>
-        <w:t>The log-scale representation makes the differences in convergence speed and final gap much clearer. While all variants reach near-optimal solutions quickly, the step-like pattern reveals when each variant finds improvements. The aspiration and restart variants show additional late-stage improvements that are invisible on a linear scale.</w:t>
+        <w:t xml:space="preserve">The log-scale representation makes the differences in convergence speed and final gap much clearer. While all variants reach near-optimal solutions quickly, the step-like pattern reveals when each variant finds </w:t>
+      </w:r>
+      <w:proofErr w:type="gramStart"/>
+      <w:r>
+        <w:rPr>
+          <w:rFonts w:eastAsia="Arial"/>
+        </w:rPr>
+        <w:t>improvements</w:t>
+      </w:r>
+      <w:proofErr w:type="gramEnd"/>
+      <w:r>
+        <w:rPr>
+          <w:rFonts w:eastAsia="Arial"/>
+        </w:rPr>
+        <w:t>. The aspiration and restart variants show additional late-stage improvements that are invisible on a linear scale.</w:t>
       </w:r>
     </w:p>
     <w:p/>
@@ -4923,7 +5127,6 @@
         <w:t xml:space="preserve"> red cells indicate worse performance. The heatmap immediately reveals that seed 789 is consistently challenging across variants, while seeds 42 and 1024 tend to produce stronger results.</w:t>
       </w:r>
     </w:p>
-    <w:p/>
     <w:p>
       <w:pPr>
         <w:spacing w:before="120" w:after="80"/>
@@ -5047,7 +5250,6 @@
         <w:rPr>
           <w:noProof/>
         </w:rPr>
-        <w:lastRenderedPageBreak/>
         <w:drawing>
           <wp:inline distT="0" distB="0" distL="0" distR="0" wp14:anchorId="0A9D43CF" wp14:editId="4D6E50D2">
             <wp:extent cx="4317357" cy="2318581"/>
@@ -5098,6 +5300,7 @@
         <w:rPr>
           <w:rFonts w:eastAsia="Arial"/>
         </w:rPr>
+        <w:lastRenderedPageBreak/>
         <w:t>Figure 12: Percentage of runs reaching the global optimum by experiment</w:t>
       </w:r>
     </w:p>
@@ -5231,7 +5434,6 @@
         <w:ind w:firstLine="0"/>
       </w:pPr>
       <w:r>
-        <w:lastRenderedPageBreak/>
         <w:t xml:space="preserve">3.6.4. </w:t>
       </w:r>
       <w:r>
@@ -5313,7 +5515,14 @@
         <w:rPr>
           <w:rFonts w:eastAsia="Arial"/>
         </w:rPr>
-        <w:t xml:space="preserve">Figure 14 reveals the runtime–quality tradeoff. The partial neighborhood (E6) is the fastest variant (approximately 0.13s) because it evaluates only half the neighbors per iteration, yet it still achieves competitive costs. The aspiration variant (E5) has higher runtime variance because the aspiration check adds overhead proportional to how often tabu moves are overridden. Overall, all variants complete in under 1.3 seconds, </w:t>
+        <w:t xml:space="preserve">Figure 14 reveals the runtime–quality tradeoff. The partial neighborhood (E6) is the fastest variant (approximately 0.13s) because it evaluates only half the neighbors per iteration, yet it still achieves competitive costs. The aspiration variant (E5) has higher runtime variance </w:t>
+      </w:r>
+      <w:r>
+        <w:rPr>
+          <w:rFonts w:eastAsia="Arial"/>
+        </w:rPr>
+        <w:lastRenderedPageBreak/>
+        <w:t xml:space="preserve">because the aspiration check adds overhead proportional to how often tabu moves are overridden. Overall, all variants complete in under 1.3 seconds, </w:t>
       </w:r>
       <w:r>
         <w:rPr>
@@ -5369,26 +5578,45 @@
       </w:r>
     </w:p>
     <w:p>
-      <w:r>
-        <w:br w:type="page"/>
+      <w:pPr>
+        <w:pStyle w:val="Heading2"/>
+        <w:ind w:firstLine="0"/>
+      </w:pPr>
+      <w:r>
+        <w:t>3.7. Best solution across all 35 runs</w:t>
       </w:r>
     </w:p>
     <w:p>
-      <w:pPr>
-        <w:pStyle w:val="Heading2"/>
-        <w:ind w:firstLine="0"/>
-      </w:pPr>
-      <w:r>
-        <w:lastRenderedPageBreak/>
-        <w:t>3.7. Best solution across all 35 runs</w:t>
+      <w:r>
+        <w:rPr>
+          <w:rFonts w:eastAsia="Arial"/>
+        </w:rPr>
+        <w:t xml:space="preserve">The best solution across all 35 runs achieved the global optimum cost of 1150, found in Experiment E1 with seed 42. The optimal permutation assigns each of the 15 departments to a location such that the total flow </w:t>
+      </w:r>
+      <w:r>
+        <w:rPr>
+          <w:rFonts w:eastAsia="Arial"/>
+        </w:rPr>
+        <w:t>*</w:t>
+      </w:r>
+      <w:r>
+        <w:rPr>
+          <w:rFonts w:eastAsia="Arial"/>
+        </w:rPr>
+        <w:t xml:space="preserve"> distance cost is minimized to 1150. Multiple runs across different experiments reached this optimal, demonstrating the effectiveness of tabu search on this problem instance.</w:t>
       </w:r>
     </w:p>
     <w:p>
-      <w:r>
-        <w:rPr>
-          <w:rFonts w:eastAsia="Arial"/>
-        </w:rPr>
-        <w:t xml:space="preserve">The best solution across all 35 runs achieved the global optimum cost of 1150, found in Experiment E1 with seed 42. The optimal permutation assigns each of the 15 departments to a location such that the total flow </w:t>
+      <w:pPr>
+        <w:rPr>
+          <w:rFonts w:eastAsia="Arial"/>
+        </w:rPr>
+      </w:pPr>
+      <w:r>
+        <w:rPr>
+          <w:rFonts w:eastAsia="Arial"/>
+        </w:rPr>
+        <w:t>Figure 15 shows the physical layout of the best solution on the 3</w:t>
       </w:r>
       <w:r>
         <w:rPr>
@@ -5400,56 +5628,42 @@
         <w:rPr>
           <w:rFonts w:eastAsia="Arial"/>
         </w:rPr>
-        <w:t xml:space="preserve"> distance cost is minimized to 1150. Multiple runs across different experiments reached this optimal, demonstrating the effectiveness of tabu search on this problem instance.</w:t>
+        <w:t xml:space="preserve">5 grid. Each cell shows which department is assigned to that location. The optimal arrangement places departments with high mutual flow close together, </w:t>
+      </w:r>
+      <w:r>
+        <w:rPr>
+          <w:rFonts w:eastAsia="Arial"/>
+        </w:rPr>
+        <w:t xml:space="preserve">which </w:t>
+      </w:r>
+      <w:r>
+        <w:rPr>
+          <w:rFonts w:eastAsia="Arial"/>
+        </w:rPr>
+        <w:t xml:space="preserve">minimizing the total flow </w:t>
+      </w:r>
+      <w:r>
+        <w:rPr>
+          <w:rFonts w:eastAsia="Arial"/>
+        </w:rPr>
+        <w:t>*</w:t>
+      </w:r>
+      <w:r>
+        <w:rPr>
+          <w:rFonts w:eastAsia="Arial"/>
+        </w:rPr>
+        <w:t xml:space="preserve"> distance cost.</w:t>
       </w:r>
     </w:p>
     <w:p>
-      <w:r>
-        <w:rPr>
-          <w:rFonts w:eastAsia="Arial"/>
-        </w:rPr>
-        <w:t>Figure 15 shows the physical layout of the best solution on the 3</w:t>
-      </w:r>
-      <w:r>
-        <w:rPr>
-          <w:rFonts w:eastAsia="Arial"/>
-        </w:rPr>
-        <w:t>*</w:t>
-      </w:r>
-      <w:r>
-        <w:rPr>
-          <w:rFonts w:eastAsia="Arial"/>
-        </w:rPr>
-        <w:t xml:space="preserve">5 grid. Each cell shows which department is assigned to that location. The optimal arrangement places departments with high mutual flow close together, </w:t>
-      </w:r>
-      <w:r>
-        <w:rPr>
-          <w:rFonts w:eastAsia="Arial"/>
-        </w:rPr>
-        <w:t xml:space="preserve">which </w:t>
-      </w:r>
-      <w:r>
-        <w:rPr>
-          <w:rFonts w:eastAsia="Arial"/>
-        </w:rPr>
-        <w:t xml:space="preserve">minimizing the total flow </w:t>
-      </w:r>
-      <w:r>
-        <w:rPr>
-          <w:rFonts w:eastAsia="Arial"/>
-        </w:rPr>
-        <w:t>*</w:t>
-      </w:r>
-      <w:r>
-        <w:rPr>
-          <w:rFonts w:eastAsia="Arial"/>
-        </w:rPr>
-        <w:t xml:space="preserve"> distance cost.</w:t>
-      </w:r>
+      <w:pPr>
+        <w:rPr>
+          <w:rFonts w:eastAsia="Arial"/>
+        </w:rPr>
+      </w:pPr>
     </w:p>
     <w:p>
       <w:pPr>
-        <w:spacing w:before="120" w:after="80"/>
         <w:ind w:firstLine="0"/>
         <w:jc w:val="center"/>
       </w:pPr>
@@ -5458,9 +5672,9 @@
           <w:noProof/>
         </w:rPr>
         <w:drawing>
-          <wp:inline distT="0" distB="0" distL="0" distR="0" wp14:anchorId="6A2C23D8" wp14:editId="3A67F2D4">
-            <wp:extent cx="4286250" cy="2667000"/>
-            <wp:effectExtent l="0" t="0" r="0" b="0"/>
+          <wp:inline distT="0" distB="0" distL="0" distR="0" wp14:anchorId="6A2C23D8" wp14:editId="450AE5E1">
+            <wp:extent cx="4951828" cy="3081138"/>
+            <wp:effectExtent l="0" t="0" r="1270" b="5080"/>
             <wp:docPr id="210299969" name="fig15_grid_layout.png" descr="fig15_grid_layout.png" title="fig15_grid_layout.png"/>
             <wp:cNvGraphicFramePr>
               <a:graphicFrameLocks xmlns:a="http://schemas.openxmlformats.org/drawingml/2006/main" noChangeAspect="1"/>
@@ -5484,7 +5698,7 @@
                   <pic:spPr bwMode="auto">
                     <a:xfrm>
                       <a:off x="0" y="0"/>
-                      <a:ext cx="4286250" cy="2667000"/>
+                      <a:ext cx="4988998" cy="3104266"/>
                     </a:xfrm>
                     <a:prstGeom prst="rect">
                       <a:avLst/>
@@ -5516,6 +5730,7 @@
         <w:ind w:firstLine="0"/>
       </w:pPr>
       <w:r>
+        <w:lastRenderedPageBreak/>
         <w:t xml:space="preserve">4. </w:t>
       </w:r>
       <w:r>
@@ -5647,7 +5862,6 @@
         <w:ind w:firstLine="0"/>
       </w:pPr>
       <w:r>
-        <w:lastRenderedPageBreak/>
         <w:t xml:space="preserve">5. </w:t>
       </w:r>
       <w:r>
@@ -5670,7 +5884,6 @@
         <w:t>The Python codes used for this project are shared in GoogleColab, which is an online, free-access, and reproducible platform, as follows:</w:t>
       </w:r>
     </w:p>
-    <w:p/>
     <w:p>
       <w:pPr>
         <w:jc w:val="center"/>
@@ -5680,7 +5893,7 @@
           <w:rPr>
             <w:rStyle w:val="Hyperlink"/>
           </w:rPr>
-          <w:t>Jupyter notebook Evolutionary Strategies.ipynb</w:t>
+          <w:t>Code</w:t>
         </w:r>
       </w:hyperlink>
     </w:p>
@@ -5765,26 +5978,6 @@
     </w:p>
     <w:p>
       <w:pPr>
-        <w:ind w:firstLine="0"/>
-      </w:pPr>
-    </w:p>
-    <w:p>
-      <w:pPr>
-        <w:ind w:firstLine="0"/>
-      </w:pPr>
-    </w:p>
-    <w:p>
-      <w:pPr>
-        <w:ind w:firstLine="0"/>
-      </w:pPr>
-    </w:p>
-    <w:p>
-      <w:pPr>
-        <w:ind w:firstLine="0"/>
-      </w:pPr>
-    </w:p>
-    <w:p>
-      <w:pPr>
         <w:pStyle w:val="Heading1"/>
         <w:ind w:firstLine="0"/>
       </w:pPr>
@@ -5963,19 +6156,6 @@
         </w:rPr>
         <w:t>Alice E. Smith (2026). Presentation for the Intelligence Optimization course for Spring semester. University of Alabama.</w:t>
       </w:r>
-    </w:p>
-    <w:p>
-      <w:pPr>
-        <w:pStyle w:val="ListParagraph"/>
-      </w:pPr>
-    </w:p>
-    <w:p>
-      <w:pPr>
-        <w:pStyle w:val="ListParagraph"/>
-        <w:ind w:left="360" w:firstLine="0"/>
-      </w:pPr>
-    </w:p>
-    <w:p>
       <w:r>
         <w:br w:type="page"/>
       </w:r>
@@ -7728,8 +7908,13 @@
               <w:pStyle w:val="Subtitle"/>
               <w:cnfStyle w:val="000000000000" w:firstRow="0" w:lastRow="0" w:firstColumn="0" w:lastColumn="0" w:oddVBand="0" w:evenVBand="0" w:oddHBand="0" w:evenHBand="0" w:firstRowFirstColumn="0" w:firstRowLastColumn="0" w:lastRowFirstColumn="0" w:lastRowLastColumn="0"/>
             </w:pPr>
-            <w:r>
-              <w:t>dynamic(5-15)</w:t>
+            <w:proofErr w:type="gramStart"/>
+            <w:r>
+              <w:t>dynamic(</w:t>
+            </w:r>
+            <w:proofErr w:type="gramEnd"/>
+            <w:r>
+              <w:t>5-15)</w:t>
             </w:r>
           </w:p>
         </w:tc>
@@ -7832,8 +8017,13 @@
               <w:pStyle w:val="Subtitle"/>
               <w:cnfStyle w:val="000000100000" w:firstRow="0" w:lastRow="0" w:firstColumn="0" w:lastColumn="0" w:oddVBand="0" w:evenVBand="0" w:oddHBand="1" w:evenHBand="0" w:firstRowFirstColumn="0" w:firstRowLastColumn="0" w:lastRowFirstColumn="0" w:lastRowLastColumn="0"/>
             </w:pPr>
-            <w:r>
-              <w:t>dynamic(5-15)</w:t>
+            <w:proofErr w:type="gramStart"/>
+            <w:r>
+              <w:t>dynamic(</w:t>
+            </w:r>
+            <w:proofErr w:type="gramEnd"/>
+            <w:r>
+              <w:t>5-15)</w:t>
             </w:r>
           </w:p>
         </w:tc>
@@ -7935,8 +8125,13 @@
               <w:pStyle w:val="Subtitle"/>
               <w:cnfStyle w:val="000000000000" w:firstRow="0" w:lastRow="0" w:firstColumn="0" w:lastColumn="0" w:oddVBand="0" w:evenVBand="0" w:oddHBand="0" w:evenHBand="0" w:firstRowFirstColumn="0" w:firstRowLastColumn="0" w:lastRowFirstColumn="0" w:lastRowLastColumn="0"/>
             </w:pPr>
-            <w:r>
-              <w:t>dynamic(5-15)</w:t>
+            <w:proofErr w:type="gramStart"/>
+            <w:r>
+              <w:t>dynamic(</w:t>
+            </w:r>
+            <w:proofErr w:type="gramEnd"/>
+            <w:r>
+              <w:t>5-15)</w:t>
             </w:r>
           </w:p>
         </w:tc>
@@ -8039,8 +8234,13 @@
               <w:pStyle w:val="Subtitle"/>
               <w:cnfStyle w:val="000000100000" w:firstRow="0" w:lastRow="0" w:firstColumn="0" w:lastColumn="0" w:oddVBand="0" w:evenVBand="0" w:oddHBand="1" w:evenHBand="0" w:firstRowFirstColumn="0" w:firstRowLastColumn="0" w:lastRowFirstColumn="0" w:lastRowLastColumn="0"/>
             </w:pPr>
-            <w:r>
-              <w:t>dynamic(5-15)</w:t>
+            <w:proofErr w:type="gramStart"/>
+            <w:r>
+              <w:t>dynamic(</w:t>
+            </w:r>
+            <w:proofErr w:type="gramEnd"/>
+            <w:r>
+              <w:t>5-15)</w:t>
             </w:r>
           </w:p>
         </w:tc>
@@ -8142,8 +8342,13 @@
               <w:pStyle w:val="Subtitle"/>
               <w:cnfStyle w:val="000000000000" w:firstRow="0" w:lastRow="0" w:firstColumn="0" w:lastColumn="0" w:oddVBand="0" w:evenVBand="0" w:oddHBand="0" w:evenHBand="0" w:firstRowFirstColumn="0" w:firstRowLastColumn="0" w:lastRowFirstColumn="0" w:lastRowLastColumn="0"/>
             </w:pPr>
-            <w:r>
-              <w:t>dynamic(5-15)</w:t>
+            <w:proofErr w:type="gramStart"/>
+            <w:r>
+              <w:t>dynamic(</w:t>
+            </w:r>
+            <w:proofErr w:type="gramEnd"/>
+            <w:r>
+              <w:t>5-15)</w:t>
             </w:r>
           </w:p>
         </w:tc>
